--- a/supplementary/supplementary_information.docx
+++ b/supplementary/supplementary_information.docx
@@ -363,7 +363,7 @@
           <w:i w:val="0"/>
           <w:sz w:val="24"/>
         </w:rPr>
-        <w:t>Supplementary Figures 1-15 (files in `supplementary_figures/`; Supplementary Fig. 7 is descriptive and its cell-level source data are retained in the code repository)</w:t>
+        <w:t>Supplementary Figures 1-16 (files in `supplementary_figures/`; Supplementary Fig. 9 is descriptive and its cell-level source data are retained in the code repository)</w:t>
       </w:r>
     </w:p>
     <w:p>
@@ -388,7 +388,7 @@
           <w:i w:val="0"/>
           <w:sz w:val="24"/>
         </w:rPr>
-        <w:t>Supplementary Tables 1-117 and 124-156 contain the complete derived result set underlying every quantitative claim in the main text. Each table is provided as a separate machine-readable file (ST01-ST117 and ST124-ST156, with ST116b as a companion to ST116, ST135b to ST135, ST139b to ST139, ST141b to ST141, ST154b to ST154 and ST17b to ST17) accompanying this document; an index (`supplementary_data_index.csv`) maps table numbers to source files and row counts. Tables are grouped by evidence layer: main Mendelian randomization (ST1-ST13), NHANES population validation (ST14-ST21), mechanistic triangulation at 5q31, cell-type MR and methylome convergence (ST22-ST40), translational analyses including proteome MR and pharmacovigilance (ST41-ST56), and the R6 evidence-strengthening analyses, independent-cohort replication and meta-analysis (ST57-ST58), LD score regression (ST59-ST60, ST76), multivariable MR and frailty-instrument sensitivity (ST61-ST65), 5q31 multi-signal colocalization and SMR/HEIDI (ST66-ST69), NHANES index validity (ST70-ST73), targeted on-target safety MR scan (ST74-ST75), and editorial-revision construct-validity analyses (MHC-free rg verification and instrument consistency, ST77-ST78; LDSC simulation calibration, ST79). The R7 evidence-elevation analyses follow: phenome-wide MR specificity scan and sensitivity battery (ST80-ST82), HRS longitudinal validation (ST83-ST86), OneK1K remediation and independent cell-type MR (ST87-ST88), blood-cell-trait decomposition MR (ST89), and single-cell atlas analyses (ST90-ST93). The R8 in silico substitution analyses follow: onset-stratified asthma MR and LDSC (ST94-ST98), molecular mediation MR (ST99), GTEx tissue-context eQTL analysis (ST100), and human gene-burden lookup (ST101). The R9 editorial-revision robustness analyses complete the set: coloc prior-sensitivity recomputation (ST102), the LDSC external benchmark against published official-LDSR estimates (ST103), the HRS companion tables (ST104-ST105), and the pQTL cross-cohort/cross-platform replication (ST106). The P2 cross-ancestry replication in Biobank Japan follows: the primary BBJ-rebuilt index MR (ST107), the full linear-combination sensitivity (ST108), component-level MR (ST109), per-SNP sign concordance (ST110) and the SNP alignment audit (ST111). The R11 reframing and robustness analyses follow: the incident-allergy cohort synthetic validation (ST112), the TNFSF14 multiplatform sensitivity (ST113), the IL4 independent OneK1K check and validation search (ST114-ST115), the immune-atlas Treg IL4 and ageing analysis (ST116, with ST116b as companion per-donor detail), the epigenetic-clock validity check in GSE40279 (ST117), the index weight sensitivity (ST124) and the independent ageing-exposure MR and LDSC analyses (ST125-ST126). The post-hoc strengthening analyses complete the set: the HELIC Olink IL18 replication (ST127), the pQTL cross-platform meta-analysis (ST128), the Open Targets constraint lookup (ST129) and the type-2 disease-spectrum MR in Pan-UK Biobank (ST130), the non-HLA frailty re-adjudication (ST131) and the external healthspan dimension re-adjudication (ST132). The editorial-revision analyses complete the set: the genetic-level eosinophil decomposition (ST133) and its independent-cohort replication in Pan-UK Biobank (ST136), the formal frailty-versus-clock rg contrasts (ST134) and the Steiger directionality audit (ST135, with per-SNP detail ST135b), the canonical Bulik-Sullivan LDSC re-computation with MHC sensitivity (ST137) and the canonical frailty-versus-clock rg contrasts (ST138), the donor-level single-cell atlas expression-age layer (ST139-ST145; Supplementary Figs. 11-13), the NHANES target-trial emulation (ST146, ST152; Supplementary Fig. 14) and the gene-level triangulation and drug-connectivity layer (ST147-ST151). The R21 formal set-point drift model analyses complete the set: drift parameters (ST153), variance-resilience tests (ST154, ST154b), drift shape and gain invariance (ST155), and drift specificity with hinge slopes (ST156), with the interaction power analysis deposited as ST17b. Supplementary Tables ST118-ST123 belong to the companion paper on the ALDH2/aldehyde axis and are not part of this deposit.</w:t>
+        <w:t>Supplementary Tables 1-117 and 124-156 contain the complete derived result set underlying every quantitative claim in the main text. Each table is provided as a separate machine-readable file (ST01-ST117 and ST124-ST156, with ST116b as a companion to ST116, ST135b to ST135, ST139b to ST139, ST141b to ST141, ST154b to ST154 and ST17b to ST17) accompanying this document; an index (`supplementary_data_index.csv`) maps table numbers to source files and row counts. Tables are grouped by evidence layer: main Mendelian randomization (ST1-ST13), NHANES population validation (ST14-ST21), mechanistic triangulation at 5q31, cell-type MR and methylome convergence (ST22-ST40), translational analyses including proteome MR and pharmacovigilance (ST41-ST56), and the R6 evidence-strengthening analyses, independent-cohort replication and meta-analysis (ST57-ST58), LD score regression (ST59-ST60, ST76), multivariable MR and frailty-instrument sensitivity (ST61-ST65), 5q31 multi-signal colocalization and SMR/HEIDI (ST66-ST69), NHANES index validity (ST70-ST73), targeted on-target safety MR scan (ST74-ST75), and editorial-revision construct-validity analyses (MHC-free rg verification and instrument consistency, ST77-ST78; LDSC simulation calibration, ST79). The R7 evidence-elevation analyses follow: phenome-wide MR specificity scan and sensitivity battery (ST80-ST82), HRS longitudinal validation (ST83-ST86), OneK1K remediation and independent cell-type MR (ST87-ST88), blood-cell-trait decomposition MR (ST89), and single-cell atlas analyses (ST90-ST93). The R8 in silico substitution analyses follow: onset-stratified asthma MR and LDSC (ST94-ST98), molecular mediation MR (ST99), GTEx tissue-context eQTL analysis (ST100), and human gene-burden lookup (ST101). The R9 editorial-revision robustness analyses complete the set: coloc prior-sensitivity recomputation (ST102), the LDSC external benchmark against published official-LDSR estimates (ST103), the HRS companion tables (ST104-ST105), and the pQTL cross-cohort/cross-platform replication (ST106). The P2 cross-ancestry replication in Biobank Japan follows: the primary BBJ-rebuilt index MR (ST107), the full linear-combination sensitivity (ST108), component-level MR (ST109), per-SNP sign concordance (ST110) and the SNP alignment audit (ST111). The R11 reframing and robustness analyses follow: the incident-allergy cohort synthetic validation (ST112), the TNFSF14 multiplatform sensitivity (ST113), the IL4 independent OneK1K check and validation search (ST114-ST115), the immune-atlas Treg IL4 and ageing analysis (ST116, with ST116b as companion per-donor detail), the epigenetic-clock validity check in GSE40279 (ST117), the index weight sensitivity (ST124) and the independent ageing-exposure MR and LDSC analyses (ST125-ST126). The post-hoc strengthening analyses complete the set: the HELIC Olink IL18 replication (ST127), the pQTL cross-platform meta-analysis (ST128), the Open Targets constraint lookup (ST129) and the type-2 disease-spectrum MR in Pan-UK Biobank (ST130), the non-HLA frailty re-adjudication (ST131) and the external healthspan dimension re-adjudication (ST132). The editorial-revision analyses complete the set: the genetic-level eosinophil decomposition (ST133) and its independent-cohort replication in Pan-UK Biobank (ST136), the formal frailty-versus-clock rg contrasts (ST134) and the Steiger directionality audit (ST135, with per-SNP detail ST135b), the canonical Bulik-Sullivan LDSC re-computation with MHC sensitivity (ST137) and the canonical frailty-versus-clock rg contrasts (ST138), the donor-level single-cell atlas expression-age layer (ST139-ST145; Supplementary Figs. 11, 12, 14), the NHANES target-trial emulation (ST146, ST152; Supplementary Fig. 6) and the gene-level triangulation and drug-connectivity layer (ST147-ST151). The R21 formal set-point drift model analyses complete the set: drift parameters (ST153), variance-resilience tests (ST154, ST154b), drift shape and gain invariance (ST155), and drift specificity with hinge slopes (ST156), with the interaction power analysis deposited as ST17b. Supplementary Tables ST118-ST123 belong to the companion paper on the ALDH2/aldehyde axis and are not part of this deposit.</w:t>
       </w:r>
     </w:p>
     <w:p>
@@ -656,7 +656,7 @@
           <w:i w:val="0"/>
           <w:sz w:val="24"/>
         </w:rPr>
-        <w:t>(i) Phenome-wide MR specificity scan (ST80-ST82; Supplementary Fig. 1).</w:t>
+        <w:t>(i) Phenome-wide MR specificity scan (ST80-ST82; Supplementary Fig. 2).</w:t>
       </w:r>
       <w:r>
         <w:rPr>
@@ -678,7 +678,7 @@
           <w:i w:val="0"/>
           <w:sz w:val="24"/>
         </w:rPr>
-        <w:t>(ii) HRS longitudinal validation (ST83-ST86; Supplementary Fig. 2).</w:t>
+        <w:t>(ii) HRS longitudinal validation (ST83-ST86; Supplementary Fig. 7).</w:t>
       </w:r>
       <w:r>
         <w:rPr>
@@ -700,7 +700,7 @@
           <w:i w:val="0"/>
           <w:sz w:val="24"/>
         </w:rPr>
-        <w:t>(iii) OneK1K remediation and independent cell-type MR (ST87-ST88; Supplementary Fig. 3).</w:t>
+        <w:t>(iii) OneK1K remediation and independent cell-type MR (ST87-ST88; Supplementary Fig. 8).</w:t>
       </w:r>
       <w:r>
         <w:rPr>
@@ -722,7 +722,7 @@
           <w:i w:val="0"/>
           <w:sz w:val="24"/>
         </w:rPr>
-        <w:t>(iv) Blood-cell-trait decomposition MR (ST89; Supplementary Fig. 4).</w:t>
+        <w:t>(iv) Blood-cell-trait decomposition MR (ST89; Supplementary Fig. 5).</w:t>
       </w:r>
       <w:r>
         <w:rPr>
@@ -744,7 +744,7 @@
           <w:i w:val="0"/>
           <w:sz w:val="24"/>
         </w:rPr>
-        <w:t>(v) Single-cell ageing atlas (ST90-ST92; Supplementary Fig. 5).</w:t>
+        <w:t>(v) Single-cell ageing atlas (ST90-ST92; Supplementary Fig. 10).</w:t>
       </w:r>
       <w:r>
         <w:rPr>
@@ -766,7 +766,7 @@
           <w:i w:val="0"/>
           <w:sz w:val="24"/>
         </w:rPr>
-        <w:t>(vi) IL18/TNFSF14 cell-of-origin localization (ST93; Supplementary Fig. 6).</w:t>
+        <w:t>(vi) IL18/TNFSF14 cell-of-origin localization (ST93; Supplementary Fig. 13).</w:t>
       </w:r>
       <w:r>
         <w:rPr>
@@ -788,7 +788,7 @@
           <w:i w:val="0"/>
           <w:sz w:val="24"/>
         </w:rPr>
-        <w:t>(vii) Disease signature transfer (descriptive only; Supplementary Fig. 7).</w:t>
+        <w:t>(vii) Disease signature transfer (descriptive only; Supplementary Fig. 9).</w:t>
       </w:r>
       <w:r>
         <w:rPr>
@@ -857,7 +857,7 @@
           <w:i w:val="0"/>
           <w:sz w:val="24"/>
         </w:rPr>
-        <w:t>(i) Onset-stratified asthma MR and LDSC (ST94-ST98; Supplementary Fig. 8).</w:t>
+        <w:t>(i) Onset-stratified asthma MR and LDSC (ST94-ST98; Supplementary Fig. 3).</w:t>
       </w:r>
       <w:r>
         <w:rPr>
@@ -879,7 +879,7 @@
           <w:i w:val="0"/>
           <w:sz w:val="24"/>
         </w:rPr>
-        <w:t>(ii) Molecular mediation MR (ST99; Supplementary Fig. 9).</w:t>
+        <w:t>(ii) Molecular mediation MR (ST99; Supplementary Fig. 15).</w:t>
       </w:r>
       <w:r>
         <w:rPr>
@@ -901,7 +901,7 @@
           <w:i w:val="0"/>
           <w:sz w:val="24"/>
         </w:rPr>
-        <w:t>(iii) Tissue-context eQTL analysis (ST100; Supplementary Fig. 10).</w:t>
+        <w:t>(iii) Tissue-context eQTL analysis (ST100; Supplementary Fig. 16).</w:t>
       </w:r>
       <w:r>
         <w:rPr>
@@ -2056,7 +2056,7 @@
           <w:i w:val="0"/>
           <w:sz w:val="24"/>
         </w:rPr>
-        <w:t>(ix) Donor-level single-cell expression-age analysis (ST139-ST145; Supplementary Figs. 11-13).</w:t>
+        <w:t>(ix) Donor-level single-cell expression-age analysis (ST139-ST145; Supplementary Figs. 11, 12, 14).</w:t>
       </w:r>
       <w:r>
         <w:rPr>
@@ -2078,7 +2078,7 @@
           <w:i w:val="0"/>
           <w:sz w:val="24"/>
         </w:rPr>
-        <w:t>(x) NHANES target-trial emulation (ST146, ST152; Supplementary Fig. 14).</w:t>
+        <w:t>(x) NHANES target-trial emulation (ST146, ST152; Supplementary Fig. 6).</w:t>
       </w:r>
       <w:r>
         <w:rPr>
@@ -2122,7 +2122,7 @@
           <w:i w:val="0"/>
           <w:sz w:val="24"/>
         </w:rPr>
-        <w:t>(xii) Formal set-point drift model (ST153-ST155, ST154b; Supplementary Fig. 15).</w:t>
+        <w:t>(xii) Formal set-point drift model (ST153-ST155, ST154b; Supplementary Fig. 4).</w:t>
       </w:r>
       <w:r>
         <w:rPr>
@@ -13540,7 +13540,29 @@
           <w:i w:val="0"/>
           <w:sz w:val="24"/>
         </w:rPr>
-        <w:t>Supplementary Fig. 1 | Phenome-wide MR specificity scan (ST80-ST82).</w:t>
+        <w:t>Supplementary Fig. 1 | STROBE participant flow (NHANES).</w:t>
+      </w:r>
+      <w:r>
+        <w:rPr>
+          <w:rFonts w:ascii="Times New Roman" w:hAnsi="Times New Roman"/>
+          <w:i w:val="0"/>
+          <w:sz w:val="24"/>
+        </w:rPr>
+        <w:t xml:space="preserve"> Analytic-sample flow for the two NHANES cycles: cycle D (2005-2006; examined n = 10,348; analytic sample index + IgE n = 7,854) and cycle J (2017-2018; examined n = 9,254; analytic sample index + self-reported allergic outcomes n = 7,021; 1,092 events), pooling to the 14,878-participant age-interaction set (ST16/ST17) with model-specific complete-case subsets (set-point drift n = 9,360, ST153; no-CRP n = 9,510, ST121; target-trial emulation n = 4,403, ST146). Exclusion counts are the difference between the examined and analytic sets; itemised reasons follow the source tables. HRS (45,234 participants) is a separate cohort and is not part of this flow.</w:t>
+      </w:r>
+    </w:p>
+    <w:p>
+      <w:pPr>
+        <w:spacing w:after="120" w:line="480" w:lineRule="auto"/>
+      </w:pPr>
+      <w:r>
+        <w:rPr>
+          <w:rFonts w:ascii="Times New Roman" w:hAnsi="Times New Roman"/>
+          <w:b/>
+          <w:i w:val="0"/>
+          <w:sz w:val="24"/>
+        </w:rPr>
+        <w:t>Supplementary Fig. 2 | Phenome-wide MR specificity scan (ST80-ST82).</w:t>
       </w:r>
       <w:r>
         <w:rPr>
@@ -13562,7 +13584,95 @@
           <w:i w:val="0"/>
           <w:sz w:val="24"/>
         </w:rPr>
-        <w:t>Supplementary Fig. 2 | HRS longitudinal validation (ST83-ST86).</w:t>
+        <w:t>Supplementary Fig. 3 | Onset-stratified asthma MR (ST94-ST98).</w:t>
+      </w:r>
+      <w:r>
+        <w:rPr>
+          <w:rFonts w:ascii="Times New Roman" w:hAnsi="Times New Roman"/>
+          <w:i w:val="0"/>
+          <w:sz w:val="24"/>
+        </w:rPr>
+        <w:t xml:space="preserve"> Forest plot of odds ratios (95% CI, log scale) per SD for the frailty instrument (red) and the composite index (blue) against adult-onset and childhood-onset asthma. Source data: ST94-ST98; genetic correlations are given in ST96-ST98.</w:t>
+      </w:r>
+    </w:p>
+    <w:p>
+      <w:pPr>
+        <w:spacing w:after="120" w:line="480" w:lineRule="auto"/>
+      </w:pPr>
+      <w:r>
+        <w:rPr>
+          <w:rFonts w:ascii="Times New Roman" w:hAnsi="Times New Roman"/>
+          <w:b/>
+          <w:i w:val="0"/>
+          <w:sz w:val="24"/>
+        </w:rPr>
+        <w:t>Supplementary Fig. 4 | Formal set-point drift model (ST153-ST155).</w:t>
+      </w:r>
+      <w:r>
+        <w:rPr>
+          <w:rFonts w:ascii="Times New Roman" w:hAnsi="Times New Roman"/>
+          <w:i w:val="0"/>
+          <w:sz w:val="24"/>
+        </w:rPr>
+        <w:t xml:space="preserve"> a, Survey-weighted index means by 5-year age bin with the fitted set-point drift S(age), per cycle (NHANES J, 2017-2018; D, 2005-2006). b, Residual standard deviation by age decade (pooled), with the per-decade dispersion slope (delta) and its P value; the U-shape is reported without a resilience claim. c, Hinge-profile delta-AIC versus linear drift over candidate knots (35-70 years); minima at 55-60 years indicate mild late-life acceleration, not a plateau. Source data: ST153-ST155, ST154b.</w:t>
+      </w:r>
+    </w:p>
+    <w:p>
+      <w:pPr>
+        <w:spacing w:after="120" w:line="480" w:lineRule="auto"/>
+      </w:pPr>
+      <w:r>
+        <w:rPr>
+          <w:rFonts w:ascii="Times New Roman" w:hAnsi="Times New Roman"/>
+          <w:b/>
+          <w:i w:val="0"/>
+          <w:sz w:val="24"/>
+        </w:rPr>
+        <w:t>Supplementary Fig. 5 | Blood-cell-trait decomposition MR (ST89).</w:t>
+      </w:r>
+      <w:r>
+        <w:rPr>
+          <w:rFonts w:ascii="Times New Roman" w:hAnsi="Times New Roman"/>
+          <w:i w:val="0"/>
+          <w:sz w:val="24"/>
+        </w:rPr>
+        <w:t xml:space="preserve"> Forest plot of odds ratios (95% CI, log scale) per SD for total white-blood-cell count (grey) and eosinophil count (red) instruments against asthma, allergic rhinitis and atopic dermatitis. The allergic signal is carried predominantly by the eosinophil lineage. Source data: ST89.</w:t>
+      </w:r>
+    </w:p>
+    <w:p>
+      <w:pPr>
+        <w:spacing w:after="120" w:line="480" w:lineRule="auto"/>
+      </w:pPr>
+      <w:r>
+        <w:rPr>
+          <w:rFonts w:ascii="Times New Roman" w:hAnsi="Times New Roman"/>
+          <w:b/>
+          <w:i w:val="0"/>
+          <w:sz w:val="24"/>
+        </w:rPr>
+        <w:t>Supplementary Fig. 6 | NHANES target-trial emulation (ST146).</w:t>
+      </w:r>
+      <w:r>
+        <w:rPr>
+          <w:rFonts w:ascii="Times New Roman" w:hAnsi="Times New Roman"/>
+          <w:i w:val="0"/>
+          <w:sz w:val="24"/>
+        </w:rPr>
+        <w:t xml:space="preserve"> Odds ratios for the allergic composite under stabilized inverse-probability weighting (high versus low blood-cell index; per-SD sensitivity), survey-weighted with primary-sampling-unit clustering (n = 4,403 adults; 689 events). Source data: ST146.</w:t>
+      </w:r>
+    </w:p>
+    <w:p>
+      <w:pPr>
+        <w:spacing w:after="120" w:line="480" w:lineRule="auto"/>
+      </w:pPr>
+      <w:r>
+        <w:rPr>
+          <w:rFonts w:ascii="Times New Roman" w:hAnsi="Times New Roman"/>
+          <w:b/>
+          <w:i w:val="0"/>
+          <w:sz w:val="24"/>
+        </w:rPr>
+        <w:t>Supplementary Fig. 7 | HRS longitudinal validation (ST83-ST86).</w:t>
       </w:r>
       <w:r>
         <w:rPr>
@@ -13584,7 +13694,7 @@
           <w:i w:val="0"/>
           <w:sz w:val="24"/>
         </w:rPr>
-        <w:t>Supplementary Fig. 3 | OneK1K independent cell-type MR (ST88).</w:t>
+        <w:t>Supplementary Fig. 8 | OneK1K independent cell-type MR (ST88).</w:t>
       </w:r>
       <w:r>
         <w:rPr>
@@ -13606,73 +13716,7 @@
           <w:i w:val="0"/>
           <w:sz w:val="24"/>
         </w:rPr>
-        <w:t>Supplementary Fig. 4 | Blood-cell-trait decomposition MR (ST89).</w:t>
-      </w:r>
-      <w:r>
-        <w:rPr>
-          <w:rFonts w:ascii="Times New Roman" w:hAnsi="Times New Roman"/>
-          <w:i w:val="0"/>
-          <w:sz w:val="24"/>
-        </w:rPr>
-        <w:t xml:space="preserve"> Forest plot of odds ratios (95% CI, log scale) per SD for total white-blood-cell count (grey) and eosinophil count (red) instruments against asthma, allergic rhinitis and atopic dermatitis. The allergic signal is carried predominantly by the eosinophil lineage. Source data: ST89.</w:t>
-      </w:r>
-    </w:p>
-    <w:p>
-      <w:pPr>
-        <w:spacing w:after="120" w:line="480" w:lineRule="auto"/>
-      </w:pPr>
-      <w:r>
-        <w:rPr>
-          <w:rFonts w:ascii="Times New Roman" w:hAnsi="Times New Roman"/>
-          <w:b/>
-          <w:i w:val="0"/>
-          <w:sz w:val="24"/>
-        </w:rPr>
-        <w:t>Supplementary Fig. 5 | Single-cell ageing atlas (ST90-ST92).</w:t>
-      </w:r>
-      <w:r>
-        <w:rPr>
-          <w:rFonts w:ascii="Times New Roman" w:hAnsi="Times New Roman"/>
-          <w:i w:val="0"/>
-          <w:sz w:val="24"/>
-        </w:rPr>
-        <w:t xml:space="preserve"> Signed donor-clustered age slopes per year for the FDR-significant cell-type x module scores (up to the 25 largest in magnitude) across Tabula Sapiens 2.0 blood, lung and intestinal datasets; positive slopes are shown in red and negative in blue. Thin donor coverage limits these slopes to descriptive/hypothesis-generating. Source data: ST90-ST92.</w:t>
-      </w:r>
-    </w:p>
-    <w:p>
-      <w:pPr>
-        <w:spacing w:after="120" w:line="480" w:lineRule="auto"/>
-      </w:pPr>
-      <w:r>
-        <w:rPr>
-          <w:rFonts w:ascii="Times New Roman" w:hAnsi="Times New Roman"/>
-          <w:b/>
-          <w:i w:val="0"/>
-          <w:sz w:val="24"/>
-        </w:rPr>
-        <w:t>Supplementary Fig. 6 | IL18 and TNFSF14 cell of origin (ST93).</w:t>
-      </w:r>
-      <w:r>
-        <w:rPr>
-          <w:rFonts w:ascii="Times New Roman" w:hAnsi="Times New Roman"/>
-          <w:i w:val="0"/>
-          <w:sz w:val="24"/>
-        </w:rPr>
-        <w:t xml:space="preserve"> Detection fractions for IL18 (red) and TNFSF14 (green) across the highest-detection annotated cell types and tissues, supporting a myeloid origin for IL18 and a lymphoid/innate origin for TNFSF14. Source data: ST93.</w:t>
-      </w:r>
-    </w:p>
-    <w:p>
-      <w:pPr>
-        <w:spacing w:after="120" w:line="480" w:lineRule="auto"/>
-      </w:pPr>
-      <w:r>
-        <w:rPr>
-          <w:rFonts w:ascii="Times New Roman" w:hAnsi="Times New Roman"/>
-          <w:b/>
-          <w:i w:val="0"/>
-          <w:sz w:val="24"/>
-        </w:rPr>
-        <w:t>Supplementary Fig. 7 | Disease-signature transfer in allergen-challenged airways (descriptive).</w:t>
+        <w:t>Supplementary Fig. 9 | Disease-signature transfer in allergen-challenged airways (descriptive).</w:t>
       </w:r>
       <w:r>
         <w:rPr>
@@ -13694,7 +13738,7 @@
           <w:i w:val="0"/>
           <w:sz w:val="24"/>
         </w:rPr>
-        <w:t>Supplementary Fig. 8 | Onset-stratified asthma MR (ST94-ST98).</w:t>
+        <w:t>Supplementary Fig. 10 | Single-cell ageing atlas (ST90-ST92).</w:t>
       </w:r>
       <w:r>
         <w:rPr>
@@ -13702,51 +13746,7 @@
           <w:i w:val="0"/>
           <w:sz w:val="24"/>
         </w:rPr>
-        <w:t xml:space="preserve"> Forest plot of odds ratios (95% CI, log scale) per SD for the frailty instrument (red) and the composite index (blue) against adult-onset and childhood-onset asthma. Source data: ST94-ST98; genetic correlations are given in ST96-ST98.</w:t>
-      </w:r>
-    </w:p>
-    <w:p>
-      <w:pPr>
-        <w:spacing w:after="120" w:line="480" w:lineRule="auto"/>
-      </w:pPr>
-      <w:r>
-        <w:rPr>
-          <w:rFonts w:ascii="Times New Roman" w:hAnsi="Times New Roman"/>
-          <w:b/>
-          <w:i w:val="0"/>
-          <w:sz w:val="24"/>
-        </w:rPr>
-        <w:t>Supplementary Fig. 9 | Molecular mediation MR (ST99).</w:t>
-      </w:r>
-      <w:r>
-        <w:rPr>
-          <w:rFonts w:ascii="Times New Roman" w:hAnsi="Times New Roman"/>
-          <w:i w:val="0"/>
-          <w:sz w:val="24"/>
-        </w:rPr>
-        <w:t xml:space="preserve"> Volcano plot of the IL18 and TNFSF14 cis-pQTL instruments against 44 inflammatory plasma proteins (90 Wald/IVW tests): x axis, IVW beta (log-OR per SD); y axis, -log10 P. Points are coloured by protein group (readout, alarmin, type-2, inflammation, negative control). The dashed line marks P = 0.05; no test survives FDR &lt; 0.05. Source data: ST99.</w:t>
-      </w:r>
-    </w:p>
-    <w:p>
-      <w:pPr>
-        <w:spacing w:after="120" w:line="480" w:lineRule="auto"/>
-      </w:pPr>
-      <w:r>
-        <w:rPr>
-          <w:rFonts w:ascii="Times New Roman" w:hAnsi="Times New Roman"/>
-          <w:b/>
-          <w:i w:val="0"/>
-          <w:sz w:val="24"/>
-        </w:rPr>
-        <w:t>Supplementary Fig. 10 | GTEx tissue-context eQTL (ST100).</w:t>
-      </w:r>
-      <w:r>
-        <w:rPr>
-          <w:rFonts w:ascii="Times New Roman" w:hAnsi="Times New Roman"/>
-          <w:i w:val="0"/>
-          <w:sz w:val="24"/>
-        </w:rPr>
-        <w:t xml:space="preserve"> Total number of significant cis-eQTL variant-gene pairs per GTEx v8 EUR tissue for the eleven type-2/alarmin genes analysed. Whole blood shows few significant pairs relative to barrier/immune tissues. Source data: ST100.</w:t>
+        <w:t xml:space="preserve"> Signed donor-clustered age slopes per year for the FDR-significant cell-type x module scores (up to the 25 largest in magnitude) across Tabula Sapiens 2.0 blood, lung and intestinal datasets; positive slopes are shown in red and negative in blue. Thin donor coverage limits these slopes to descriptive/hypothesis-generating. Source data: ST90-ST92.</w:t>
       </w:r>
     </w:p>
     <w:p>
@@ -13804,7 +13804,7 @@
           <w:i w:val="0"/>
           <w:sz w:val="24"/>
         </w:rPr>
-        <w:t>Supplementary Fig. 16 | STROBE participant flow (NHANES).</w:t>
+        <w:t>Supplementary Fig. 13 | IL18 and TNFSF14 cell of origin (ST93).</w:t>
       </w:r>
       <w:r>
         <w:rPr>
@@ -13812,7 +13812,7 @@
           <w:i w:val="0"/>
           <w:sz w:val="24"/>
         </w:rPr>
-        <w:t xml:space="preserve"> Analytic-sample flow for the two NHANES cycles: cycle D (2005-2006; examined n = 10,348; analytic sample index + IgE n = 7,854) and cycle J (2017-2018; examined n = 9,254; analytic sample index + self-reported allergic outcomes n = 7,021; 1,092 events), pooling to the 14,878-participant age-interaction set (ST16/ST17) with model-specific complete-case subsets (set-point drift n = 9,360, ST153; no-CRP n = 9,510, ST121; target-trial emulation n = 4,403, ST146). Exclusion counts are the difference between the examined and analytic sets; itemised reasons follow the source tables. HRS (45,234 participants) is a separate cohort and is not part of this flow.</w:t>
+        <w:t xml:space="preserve"> Detection fractions for IL18 (red) and TNFSF14 (green) across the highest-detection annotated cell types and tissues, supporting a myeloid origin for IL18 and a lymphoid/innate origin for TNFSF14. Source data: ST93.</w:t>
       </w:r>
     </w:p>
     <w:p>
@@ -13826,7 +13826,7 @@
           <w:i w:val="0"/>
           <w:sz w:val="24"/>
         </w:rPr>
-        <w:t>Supplementary Fig. 13 | Lung-atlas localization of IL18, TSLP and IL33 (ST145).</w:t>
+        <w:t>Supplementary Fig. 14 | Lung-atlas localization of IL18, TSLP and IL33 (ST145).</w:t>
       </w:r>
       <w:r>
         <w:rPr>
@@ -13844,10 +13844,19 @@
       <w:r>
         <w:rPr>
           <w:rFonts w:ascii="Times New Roman" w:hAnsi="Times New Roman"/>
+          <w:b/>
           <w:i w:val="0"/>
           <w:sz w:val="24"/>
         </w:rPr>
-        <w:t>(Output capped at 50 KB. Showing lines 1-215. Use offset=216 to continue.)</w:t>
+        <w:t>Supplementary Fig. 15 | Molecular mediation MR (ST99).</w:t>
+      </w:r>
+      <w:r>
+        <w:rPr>
+          <w:rFonts w:ascii="Times New Roman" w:hAnsi="Times New Roman"/>
+          <w:i w:val="0"/>
+          <w:sz w:val="24"/>
+        </w:rPr>
+        <w:t xml:space="preserve"> Volcano plot of the IL18 and TNFSF14 cis-pQTL instruments against 44 inflammatory plasma proteins (90 Wald/IVW tests): x axis, IVW beta (log-OR per SD); y axis, -log10 P. Points are coloured by protein group (readout, alarmin, type-2, inflammation, negative control). The dashed line marks P = 0.05; no test survives FDR &lt; 0.05. Source data: ST99.</w:t>
       </w:r>
     </w:p>
     <w:p>
@@ -13861,7 +13870,7 @@
           <w:i w:val="0"/>
           <w:sz w:val="24"/>
         </w:rPr>
-        <w:t>Supplementary Fig. 14 | NHANES target-trial emulation (ST146).</w:t>
+        <w:t>Supplementary Fig. 16 | GTEx tissue-context eQTL (ST100).</w:t>
       </w:r>
       <w:r>
         <w:rPr>
@@ -13869,29 +13878,7 @@
           <w:i w:val="0"/>
           <w:sz w:val="24"/>
         </w:rPr>
-        <w:t xml:space="preserve"> Odds ratios for the allergic composite under stabilized inverse-probability weighting (high versus low blood-cell index; per-SD sensitivity), survey-weighted with primary-sampling-unit clustering (n = 4,403 adults; 689 events). Source data: ST146.</w:t>
-      </w:r>
-    </w:p>
-    <w:p>
-      <w:pPr>
-        <w:spacing w:after="120" w:line="480" w:lineRule="auto"/>
-      </w:pPr>
-      <w:r>
-        <w:rPr>
-          <w:rFonts w:ascii="Times New Roman" w:hAnsi="Times New Roman"/>
-          <w:b/>
-          <w:i w:val="0"/>
-          <w:sz w:val="24"/>
-        </w:rPr>
-        <w:t>Supplementary Fig. 15 | Formal set-point drift model (ST153-ST155).</w:t>
-      </w:r>
-      <w:r>
-        <w:rPr>
-          <w:rFonts w:ascii="Times New Roman" w:hAnsi="Times New Roman"/>
-          <w:i w:val="0"/>
-          <w:sz w:val="24"/>
-        </w:rPr>
-        <w:t xml:space="preserve"> a, Survey-weighted index means by 5-year age bin with the fitted set-point drift S(age), per cycle (NHANES J, 2017-2018; D, 2005-2006). b, Residual standard deviation by age decade (pooled), with the per-decade dispersion slope (delta) and its P value; the U-shape is reported without a resilience claim. c, Hinge-profile delta-AIC versus linear drift over candidate knots (35-70 years); minima at 55-60 years indicate mild late-life acceleration, not a plateau. Source data: ST153-ST155, ST154b.</w:t>
+        <w:t xml:space="preserve"> Total number of significant cis-eQTL variant-gene pairs per GTEx v8 EUR tissue for the eleven type-2/alarmin genes analysed. Whole blood shows few significant pairs relative to barrier/immune tissues. Source data: ST100.</w:t>
       </w:r>
     </w:p>
     <w:sectPr>

--- a/supplementary/supplementary_information.docx
+++ b/supplementary/supplementary_information.docx
@@ -2064,7 +2064,7 @@
           <w:i w:val="0"/>
           <w:sz w:val="24"/>
         </w:rPr>
-        <w:t xml:space="preserve"> The full Tabula Sapiens 2.0 Immune atlas (592,317 cells; 24 donors; 22-74 years; 74 tissues; decontXcounts decontaminated counts) and the Lung atlas (65,847 cells; 3 donors aged 59-61) were analysed with the donor as the inferential unit. Per donor and cell type, gene counts were summed and divided by total counts (expression rate). The primary model is an equal-donor-weighted regression of the log expression rate on donor age; count-weighted Poisson models treat cells from one donor as independent replicates (pseudo-replication) and are reported as sensitivity only. Pre-declared families: a five-test regulatory-T-cell family (IL4 primary; IL13, GATA3, FOXP3, IL5 context) and a four-test translational family (IL18 and TNFSF14 in their two dominant immune compartments). Results: IL5 rises with donor age in regulatory T cells (2,649 cells, 12 donors; rate ratio 1.72 per decade, 95% CI 1.15-2.58, P = 0.025; family q = 0.13); IL4 is directionally concordant (1.97, 0.78-5.02, P = 0.18; family q = 0.46) but correlated with the pre-specified plasma-cell ambient proxy (rho = 0.59, P = 0.045) and is therefore downgraded; GATA3, FOXP3 and IL13 show no association (all P &gt; 0.38). IL18 is barely detected in circulating immune cells but localizes in lung to alveolar macrophages (75% of cells), alveolar type 1 (71%) and type 2 (55%) epithelium and basal cells (59%), with IL33 confirming the expected basal-epithelial source (62%); TNFSF14 localizes to mononuclear phagocytes (96%). Erratum (2026-10-09): the extraction dictionary used for this layer mis-mapped the TSLP probe to ENSG00000162591 (MEGF6); the lung TSLP rows in Supplementary Table 145 have been recomputed from the correct probe (ENSG00000145777: basal cell 15.4%, alveolar type 2 3.6%, so TSLP no longer serves as the alveolar type 2 positive control and IL33 is used instead), and the immune-atlas TSLP rows in Supplementary Table 141b, which cannot be recomputed in the current environment, have been removed as superseded. All other gene probes in the extraction dictionary were verified against the atlas var annotation (IL4, IL13, GATA3, FOXP3, IL5, IL18, TNFSF14, IL33, TNF correct); no other deposited table is affected, and the ageing-atlas module/gene analyses (ST90-ST92) were symbol-mapped and are unaffected. Age slopes for IL18/TNFSF14 were not estimable (3-17 informative donors; ST143). A falsification test for ambient RNA compared donor-level regulatory-T-cell target rates with plasma-cell rates (a non-expressing reference). This layer is post hoc relative to the R6 plan with internally pre-declared families (documented in the archived analysis package); all single-cell claims are descriptive or nominal and hypothesis-generating, and no a priori adjudication is altered.</w:t>
+        <w:t xml:space="preserve"> The full Tabula Sapiens 2.0 Immune atlas (592,317 cells; 24 donors; 22-74 years; 74 tissues; decontXcounts decontaminated counts) and the Lung atlas (65,847 cells; 3 donors aged 59-61) were analysed with the donor as the inferential unit. Per donor and cell type, gene counts were summed and divided by total counts (expression rate). The primary model is an equal-donor-weighted regression of the log expression rate on donor age; count-weighted Poisson models treat cells from one donor as independent replicates (pseudo-replication) and are reported as sensitivity only. Pre-declared families: a five-test regulatory-T-cell family (IL4 primary; IL13, GATA3, FOXP3, IL5 context) and a four-test translational family (IL18 and TNFSF14 in their two dominant immune compartments). Results: IL5 rises with donor age in regulatory T cells (2,649 cells, 12 donors; rate ratio 1.72 per decade, 95% CI 1.15-2.58, P = 0.025; family q = 0.13); IL4 is directionally concordant (1.97, 0.78-5.02, P = 0.18; family q = 0.46) but correlated with the pre-specified plasma-cell ambient proxy (rho = 0.59, P = 0.045) and is therefore downgraded; GATA3, FOXP3 and IL13 show no association (all P &gt; 0.38). IL18 is barely detected in circulating immune cells but localizes in lung to alveolar macrophages (75% of cells), alveolar type 1 (71%) and type 2 (55%) epithelium and basal cells (59%), with IL33 confirming the expected basal-epithelial source (62%); TNFSF14 localizes to mononuclear phagocytes (96%). Erratum (2026-10-09): the extraction dictionary used for this layer mis-mapped the TSLP probe to ENSG00000162591 (MEGF6); the lung TSLP rows in Supplementary Table 145 have been recomputed from the correct probe (ENSG00000145777: basal cell 15.4%, alveolar type 2 3.6%, so TSLP is no longer the alveolar type 2 positive control and IL33 is used instead), and the immune-atlas TSLP rows in Supplementary Table 141b, which cannot be recomputed in the current environment, have been removed as superseded. All other gene probes in the extraction dictionary were verified against the atlas var annotation (IL4, IL13, GATA3, FOXP3, IL5, IL18, TNFSF14, IL33, TNF correct); no other deposited table is affected, and the ageing-atlas module/gene analyses (ST90-ST92) were symbol-mapped and are unaffected. Age slopes for IL18/TNFSF14 were not estimable (3-17 informative donors; ST143). A falsification test for ambient RNA compared donor-level regulatory-T-cell target rates with plasma-cell rates (a non-expressing reference). This layer is post hoc relative to the R6 plan with internally pre-declared families (documented in the archived analysis package); all single-cell claims are descriptive or nominal and hypothesis-generating, and no a priori adjudication is altered.</w:t>
       </w:r>
     </w:p>
     <w:p>
@@ -13834,7 +13834,7 @@
           <w:i w:val="0"/>
           <w:sz w:val="24"/>
         </w:rPr>
-        <w:t xml:space="preserve"> Fraction of cells expressing each gene across the highest-expressing lung cell types: IL18 localizes to alveolar macrophages, alveolar type 1 and type 2 epithelium and basal cells; IL33 confirms the expected basal-epithelial source (62%) and serves as the positive control after correction of a mis-mapped TSLP probe (erratum, Supplementary Note 11(ix)); true TSLP detection is sparse (basal 15.4%, alveolar type 2 3.6%) and is no longer read as an alveolar type 2 positive control. Source data: ST145.</w:t>
+        <w:t xml:space="preserve"> Fraction of cells expressing each gene across the highest-expressing lung cell types: IL18 localizes to alveolar macrophages, alveolar type 1 and type 2 epithelium and basal cells; IL33 confirms the expected basal-epithelial source (62%) and is the positive control after correction of a mis-mapped TSLP probe (erratum, Supplementary Note 11(ix)); true TSLP detection is sparse (basal 15.4%, alveolar type 2 3.6%) and is no longer read as an alveolar type 2 positive control. Source data: ST145.</w:t>
       </w:r>
     </w:p>
     <w:p>
